--- a/subject application/面向公众的装配式内装知识服务与交互智能体关键技术研究-申请书26.10.30.docx
+++ b/subject application/面向公众的装配式内装知识服务与交互智能体关键技术研究-申请书26.10.30.docx
@@ -635,7 +635,7 @@
                 <w:szCs w:val="28"/>
                 <w:lang w:val="en-US" w:eastAsia="zh-CN" w:bidi="ar"/>
               </w:rPr>
-              <w:t>总体目标：建成“建得全、判得准、答得懂、信得过、用得顺”的装配式内装公众知识服务系统与交互智能体，形成可复制的方法体系并完成试点应用。具体目标分解为五项：①知识基础——建成覆盖国家—省—市三级、标准规范与政策案例兼备、并带结构化适用范围标注的装配式内装知识库，脏文档解析成功率不低于 95%；②检索质量——混合检索与重排在基础题集 Recall@8 不低于 0.90、口语题集不低于 0.75；③可信保障——规则型证据闸门在 122 道库内对照题上误拒率不高于 2%，库外问题按五类分项评测并成对报告拦截率与误拒率，回答引用来源准确率不低于 95%；④语言转化——生活语言与专业术语双向转换，回答证据支持率不低于 95%，公众满意度不低于 85%；⑤交互与示范——形成支持多轮澄清的交互智能体原型，完成不少于 100 人次真实用户参与的试点评估。</w:t>
+              <w:t>总目标：建成“建得全、判得准、答得懂、信得过、用得顺”的装配式内装公众知识服务系统与交互智能体，形成可复制的方法体系并完成试点应用。具体目标分解为五项：①知识基础——建成覆盖国家—省—市三级、标准规范与政策案例兼备、并带结构化适用范围标注的装配式内装知识库，脏文档解析成功率不低于 95%（判定口径见第二节）；②检索质量——混合检索与重排在基础题集 Recall@8 不低于 0.90、口语题集不低于 0.75；③可信保障——规则型证据闸门在 122 道库内对照题上误拒率不高于 2%，库外问题按五类分项报告拦截率、误拒率对全部可答题统一统计，回答引用来源准确率与答案证据支持率均不低于 95%；④语言转化——生活语言与专业术语双向转换，术语白话解释与政策条件抽取的正确率作为过程指标记录，公众满意度不低于 85%；⑤交互与示范——形成支持多轮澄清的交互智能体原型，多轮信息补全成功率不低于 80%、任务完成率不低于 75%、平均澄清轮数不超过 3 轮，并完成不少于 100 人次真实用户参与的试点评估。</w:t>
             </w:r>
           </w:p>
           <w:p>
@@ -878,7 +878,7 @@
                 <w:szCs w:val="28"/>
                 <w:lang w:val="en-US" w:eastAsia="zh-CN" w:bidi="ar"/>
               </w:rPr>
-              <w:t>在公众知识传播方向上，国外较早关注“语言可及性”（plain language / health literacy），主张面向公众发布的信息必须达到可读性门槛。对政府网站文本的实测研究发现，面向公众发布的公共信息普遍超出推荐阅读难度等级，读者需具备高中以上阅读能力才能顺畅理解，而这与发布者预设的受众无关[19]；在公共服务交互方面，已有研究构建面向市民的 AI 引导式聊天机器人平台，依托法规、办事指南等文档并以日常语言支持咨询与事务办理，其研究明确指出：面向公众的交互必须应对表达中的复杂性、模糊性与不确定性[18]。上述工作从两个方向证明了“通俗化”与“可交互”是公众知识服务的两条主线。</w:t>
+              <w:t>在公众知识传播方向上，国外较早关注“语言可及性”（plain language / health literacy），主张面向公众发布的信息必须达到可读性门槛。对澳大利亚维多利亚州两个政府部门网站 2020 年发布的 367 个疫情相关网页进行可读性分析发现，其文本整体阅读难度偏高，理解内容约需高中高年级及以上阅读水平——这说明专业公共信息即使已经公开，也不意味着公众能够轻松理解[19]；在公共服务交互方面，已有研究构建面向市民的 AI 引导式聊天机器人平台，依托法规、办事指南等文档并以日常语言支持咨询与事务办理，其研究明确指出：面向公众的交互必须应对表达中的复杂性、模糊性与不确定性[18]。上述工作从两个方向证明了“通俗化”与“可交互”是公众知识服务的两条主线。</w:t>
             </w:r>
           </w:p>
           <w:p>
@@ -1877,7 +1877,7 @@
                 <w:szCs w:val="28"/>
                 <w:lang w:val="en-US" w:eastAsia="zh-CN" w:bidi="ar"/>
               </w:rPr>
-              <w:t>[22] 浙江省住房和城乡建设厅. 浙江省装配式内装修施工图设计文件技术审查要点[Z]. 2024-07-03.</w:t>
+              <w:t>[22] 浙江省住房和城乡建设厅. 浙江省装配式内装修施工图设计文件技术审查要点（浙建管发〔2024〕106 号）[Z]. 2024-07-03.</w:t>
             </w:r>
           </w:p>
         </w:tc>
@@ -2113,6 +2113,33 @@
               <w:widowControl w:val="0"/>
               <w:suppressLineNumbers w:val="0"/>
               <w:spacing w:before="0" w:beforeAutospacing="0" w:after="0" w:afterAutospacing="0" w:line="360" w:lineRule="auto"/>
+              <w:ind w:left="0" w:leftChars="0" w:right="0" w:firstLine="560" w:firstLineChars="200"/>
+              <w:jc w:val="both"/>
+              <w:rPr>
+                <w:rFonts w:hint="default" w:ascii="Calibri" w:hAnsi="Calibri" w:eastAsia="仿宋" w:cs="Times New Roman"/>
+                <w:kern w:val="2"/>
+                <w:sz w:val="28"/>
+                <w:szCs w:val="28"/>
+              </w:rPr>
+            </w:pPr>
+            <w:r>
+              <w:rPr>
+                <w:rFonts w:hint="eastAsia" w:ascii="仿宋" w:hAnsi="仿宋" w:eastAsia="仿宋" w:cs="仿宋"/>
+                <w:kern w:val="2"/>
+                <w:sz w:val="28"/>
+                <w:szCs w:val="28"/>
+                <w:lang w:val="en-US" w:eastAsia="zh-CN" w:bidi="ar"/>
+              </w:rPr>
+              <w:t>政策类文件的时效性尤须单独处理。旧房装修与厨卫改造补贴通常按年度设定购买行为的时间窗口，2024 年的地方文件不能用于判断 2026 年的资格。因此项目实施初期即按 2026 年现行政策与市级配套文件完成收录，为每份政策标注实施、截止、废止、替代四类状态并定期核验；优先完成宁波、杭州等具备试点条件城市的政策整理，形成可直接支撑资格判断的市级政策包。对政策未明确规定的情形（如某类房屋是否纳入补贴范围），系统必须明确说明“本库无法确认”并给出官方查询渠道，不允许由生成模型推断补全——这条约束本身就是时空适用性管理区别于通用检索的体现。</w:t>
+            </w:r>
+          </w:p>
+          <w:p>
+            <w:pPr>
+              <w:keepNext w:val="0"/>
+              <w:keepLines w:val="0"/>
+              <w:widowControl w:val="0"/>
+              <w:suppressLineNumbers w:val="0"/>
+              <w:spacing w:before="0" w:beforeAutospacing="0" w:after="0" w:afterAutospacing="0" w:line="360" w:lineRule="auto"/>
               <w:ind w:left="0" w:leftChars="0" w:right="0" w:firstLine="0" w:firstLineChars="0"/>
               <w:jc w:val="both"/>
               <w:rPr>
@@ -2238,7 +2265,7 @@
                 <w:szCs w:val="28"/>
                 <w:lang w:val="en-US" w:eastAsia="zh-CN" w:bidi="ar"/>
               </w:rPr>
-              <w:t>把拒答判断拆成三层：第一层“有没有依据”，即检索是否召回到候选片段；第二层“适不适用”，即候选文件的地域、年份、文件类型与文件效力是否覆盖提问情境；第三层“够不够”，即片段内容是否足以支撑结论。前两层可由确定性规则判定——需求为空召回、地域层级（省级文件覆盖市级、直辖市不单独挂全国标准）、年份（区分“资料年”与“任务期”）三类判据，现有实现已在 122 道库内对照题上取得误拒 0 题的实测结果，但须注意其覆盖范围仅限于上述三类情形。</w:t>
+              <w:t>把拒答判断拆成三层：第一层“有没有依据”，即检索是否召回到候选片段；第二层“适不适用”，即候选文件的地域、年份、文件类型与文件效力是否覆盖提问情境；第三层“够不够”，即片段内容是否足以支撑结论。第二层中，空召回与年份两类判据可确定性执行（年份须区分“资料年”与“任务期”，区间后跟“年间”“期间”等为任务期，不作筛选条件）；地域判断则须区分两件事：一是地方性文件的覆盖范围——是否存在针对该行政区域发布的文件，省级文件能否向下覆盖市级与区县，应以文件明确规定的适用范围为准，不得仅凭行政层级作无条件推断，部分文件限定特定区县、限定项目类型或设有附加实施条件，此类例外须按条款处理；二是国家标准的适用性——国家标准不针对特定行政区域发布，其是否适用由标准自身的适用范围、实施状态与强制/推荐属性决定，不因提问地点而被排除，因此国家层级文件不参与“地方覆盖”的有无判定。现有实现对地域仅作保守的层级启发式处理（本市无文件而省级有文件时不作拒答、改挂“省级口径”的非阻断提示；国家层级文件与地方覆盖判定分开处理），该结果只是提示，不构成适用性结论；本课题拟建立以文件明确适用范围为依据的层级覆盖规则、例外处理机制与可追溯的判定链。上述保守处理已在 122 道库内对照题上取得误拒 0 题的实测结果，覆盖范围限于空召回、年份与地域三类情形。</w:t>
             </w:r>
           </w:p>
           <w:p>
@@ -2275,6 +2302,33 @@
               <w:widowControl w:val="0"/>
               <w:suppressLineNumbers w:val="0"/>
               <w:spacing w:before="0" w:beforeAutospacing="0" w:after="0" w:afterAutospacing="0" w:line="360" w:lineRule="auto"/>
+              <w:ind w:left="0" w:leftChars="0" w:right="0" w:firstLine="560" w:firstLineChars="200"/>
+              <w:jc w:val="both"/>
+              <w:rPr>
+                <w:rFonts w:hint="default" w:ascii="Calibri" w:hAnsi="Calibri" w:eastAsia="仿宋" w:cs="Times New Roman"/>
+                <w:kern w:val="2"/>
+                <w:sz w:val="28"/>
+                <w:szCs w:val="28"/>
+              </w:rPr>
+            </w:pPr>
+            <w:r>
+              <w:rPr>
+                <w:rFonts w:hint="eastAsia" w:ascii="仿宋" w:hAnsi="仿宋" w:eastAsia="仿宋" w:cs="仿宋"/>
+                <w:kern w:val="2"/>
+                <w:sz w:val="28"/>
+                <w:szCs w:val="28"/>
+                <w:lang w:val="en-US" w:eastAsia="zh-CN" w:bidi="ar"/>
+              </w:rPr>
+              <w:t>在动作层面建立三级证据状态与系统处置的对应关系：其一，证据充分且适用——正常作答并提供片段级引用；其二，有相关依据但不足以支撑结论——不给出结论性判断，改为提示证据不足、继续追问或建议补充资料，例如居民询问“我家厨房用这种墙板是否符合装配式内装要求”，库内只有墙板的性能指标要求而无该产品的型式检验数据，系统应说明“库内可确认的是墙板的性能指标要求，该具体产品是否合格须以型式检验报告为准”，而不能输出“符合要求”；其三，无依据或明确不适用——拒答并说明原因与适用边界，附官方查询渠道。三档处置的关键，是把“检索到相关条文”与“证据足以支撑结论”分开，避免以相关性替代充分性。指标口径同步明确：库外拦截率按空召回、地域、时间、主题、近主题五类分别统计；库内误拒率是对全部可答题的单一指标，不为每类库外问题各设一个误拒率。</w:t>
+            </w:r>
+          </w:p>
+          <w:p>
+            <w:pPr>
+              <w:keepNext w:val="0"/>
+              <w:keepLines w:val="0"/>
+              <w:widowControl w:val="0"/>
+              <w:suppressLineNumbers w:val="0"/>
+              <w:spacing w:before="0" w:beforeAutospacing="0" w:after="0" w:afterAutospacing="0" w:line="360" w:lineRule="auto"/>
               <w:ind w:left="0" w:leftChars="0" w:right="0" w:firstLine="0" w:firstLineChars="0"/>
               <w:jc w:val="both"/>
               <w:rPr>
@@ -2346,7 +2400,34 @@
                 <w:szCs w:val="28"/>
                 <w:lang w:val="en-US" w:eastAsia="zh-CN" w:bidi="ar"/>
               </w:rPr>
-              <w:t>同步研究公众服务效果的评价方法：设计理解度前后测、任务完成率与满意度量表，采集真实公众问题并建立问题类型—理解困难—咨询渠道的分析框架；试点阶段以不少于 100 人次的有效样本完成评价，使“系统是否真的改善了公众理解”成为可测量的结论，而非主观判断。</w:t>
+              <w:t>同时建立公众服务的风险分级与能力边界机制，按问题性质分档处置：一般技术科普与政策查询，在证据支持范围内给出带引用的解释；涉及政策最终资格的问题（能否享受补贴、可补多少），系统只解释申领条件、办理流程、材料要求与政策出处，并提示资格须经属地主管部门核验，不作承诺性结论；涉及工程质量认定与责任判定的问题，系统只解释相关标准条款、质量要求与咨询渠道，不依据用户描述判定是否合格，同时提供检测机构、主管部门或属地服务窗口的查询途径。该机制使“异常转人工”从功能名词变为可执行的分级处置规则，也是公众服务场景下避免“知识解释被误作行政认定或工程鉴定”的必要约束。</w:t>
+            </w:r>
+          </w:p>
+          <w:p>
+            <w:pPr>
+              <w:keepNext w:val="0"/>
+              <w:keepLines w:val="0"/>
+              <w:widowControl w:val="0"/>
+              <w:suppressLineNumbers w:val="0"/>
+              <w:spacing w:before="0" w:beforeAutospacing="0" w:after="0" w:afterAutospacing="0" w:line="360" w:lineRule="auto"/>
+              <w:ind w:left="0" w:leftChars="0" w:right="0" w:firstLine="560" w:firstLineChars="200"/>
+              <w:jc w:val="both"/>
+              <w:rPr>
+                <w:rFonts w:hint="default" w:ascii="Calibri" w:hAnsi="Calibri" w:eastAsia="仿宋" w:cs="Times New Roman"/>
+                <w:kern w:val="2"/>
+                <w:sz w:val="28"/>
+                <w:szCs w:val="28"/>
+              </w:rPr>
+            </w:pPr>
+            <w:r>
+              <w:rPr>
+                <w:rFonts w:hint="eastAsia" w:ascii="仿宋" w:hAnsi="仿宋" w:eastAsia="仿宋" w:cs="仿宋"/>
+                <w:kern w:val="2"/>
+                <w:sz w:val="28"/>
+                <w:szCs w:val="28"/>
+                <w:lang w:val="en-US" w:eastAsia="zh-CN" w:bidi="ar"/>
+              </w:rPr>
+              <w:t>同步研究公众服务效果的评价方法：设计理解度前后测、任务完成率与满意度量表，采集真实公众问题并建立问题类型—理解困难—咨询渠道的分析框架。评价样本须按用途区分：前期 100~150 份居民问卷与 15~20 人次从业者访谈用于需求调研、界定问题分布与表达习惯，不作为后期效果验证样本；试点阶段另组织不少于 100 人次真实用户的使用测试，满意度有效样本不少于 100 人，两组样本不重叠。理解度前后测采用题型与难度匹配的两套平行卷（A/B 卷随机分配），避免用户因记住前测题目而产生虚假提升；以前测与后测的差值衡量知识理解改善程度，使“系统是否真的改善了公众理解”成为可测量的结论，而非主观判断。</w:t>
             </w:r>
           </w:p>
           <w:p>
@@ -2589,7 +2670,7 @@
                 <w:szCs w:val="28"/>
                 <w:lang w:val="en-US" w:eastAsia="zh-CN" w:bidi="ar"/>
               </w:rPr>
-              <w:t>为保证成果可考核，各项指标统一口径如下：①脏文档解析成功率不低于 95%——以 50 份人工标注样例为基准，文本完整率不低于 98%、章节层级还原正确率不低于 95%、扫描件 OCR 字符准确率不低于 95%，三项同时达标方计为成功；②检索质量——Recall@8（k=8，与生产配置一致）基础题集不低于 0.90、口语题集不低于 0.75，并同步报告 MRR；③引用来源准确率不低于 95%——随机抽取 100 条回答，人工核验所引文件、章节、条款与答案主张是否匹配；④答案证据支持率不低于 95%——同批抽样核验事实性结论能否被引用片段支持；⑤规则型证据闸门在 122 道库内对照题上误拒率不高于 2%，库外五类问题分项报告拦截率与误拒率，不以单一拦截率替代；⑥公众满意度不低于 85%——采用 5 级李克特量表，有效样本不少于 100 人；⑦系统在 8 核 16GB 单机部署下支持不少于 20 路并发查询，回答首字延迟 P95 不超过 5 秒。</w:t>
+              <w:t>为保证成果可考核，各项指标统一口径如下：①脏文档解析成功率不低于 95%——以 50 份人工标注样例为基准，按普通 DOCX、文本型 PDF、扫描型 PDF、缺字体映射 PDF、复杂表格文档五类分层抽样，文本完整率不低于 98%、章节层级还原正确率不低于 95%，需 OCR 的样本另要求字符错误率（CER）不高于 5%，三项同时达标方计为成功，且 OCR 指标只在需要 OCR 的子集上统计；②检索质量——Recall@8（k=8，与生产配置一致）基础题集不低于 0.90、口语题集不低于 0.75，并同步报告 MRR；③引用来源准确率不低于 95%——从试点问答日志中按问题类型分层随机抽取 100 条回答，核验所引文件、章节与条款是否与答案主张对应，由两名标注人独立判定，分歧交第三人复核；④答案证据支持率不低于 95%——同批抽样核验回答中的事实性结论能否被所引片段支持，判定规则为“片段的字面表述足以推出该结论”方计为支持，标注与复核方法同上；⑤规则型证据闸门在 122 道库内对照题上误拒率不高于 2%，库外五类问题分项报告拦截率，误拒率为对全部可答题的单一指标，不以单一拦截率替代；⑥多轮交互能力——在不少于 50 个预置任务（政策查询、装修咨询、质量咨询三类）上，多轮信息补全成功率不低于 80%（关键条件缺失时经追问取得必要信息的比例）、任务完成率不低于 75%，并报告平均澄清轮数不超过 3 轮；⑦公众满意度不低于 85%——采用 5 级李克特量表，试点阶段有效样本不少于 100 人；⑧系统在 8 核 16GB 单机部署下支持不少于 20 路并发查询，回答首字延迟 P95 不超过 5 秒。</w:t>
             </w:r>
           </w:p>
         </w:tc>
@@ -2815,7 +2896,7 @@
                 <w:szCs w:val="28"/>
                 <w:lang w:val="en-US" w:eastAsia="zh-CN" w:bidi="ar"/>
               </w:rPr>
-              <w:t>③检索与适用性判断层：查询经多通道串行检索（向量＋BM25）与融合重排后取前 k 条候选，先按元数据做适用性过滤（地域是否覆盖、文件是否现行有效、类型是否匹配），再做证据充分性判断；不满足则按规则拒答并给出可理解的原因（如“本库暂未收录台州地区的装配式内装政策”“该文件已于 2024 年被替代”），满足则连同证据一并送入生成层。</w:t>
+              <w:t>③检索与适用性判断层：查询经多通道串行检索（向量＋BM25）与融合重排后取前 k 条候选，先按元数据做适用性过滤（地方性文件是否覆盖该行政区域、文件是否现行有效、类型与适用对象是否匹配），再做证据充分性判断。地域过滤以文件明确的适用范围为准，不作无条件层级推断；国家标准按其自身适用范围与实施状态判断，不因提问地点被排除。不满足则按规则拒答并给出可理解的原因（如“本库暂未收录台州地区的装配式内装政策”“该文件已于 2024 年被替代”），满足则连同证据一并送入生成层；处于“相关但不足”状态时转入提示与追问分支。</w:t>
             </w:r>
           </w:p>
           <w:p>
@@ -2950,7 +3031,7 @@
                 <w:szCs w:val="28"/>
                 <w:lang w:val="en-US" w:eastAsia="zh-CN" w:bidi="ar"/>
               </w:rPr>
-              <w:t>风险分析与对策：一是语料扩容与元数据标注工作量大——对策：先完成核心文件（约 40 份）的高质量标注并固化规范，再规模复制，以标注一致性检验控制质量；二是大模型服务依赖外部供给——对策：适配层支持多服务商切换（已实测同一模型在不同服务商行为存在差异并完成适配），关键参数可配置、可回退；三是证据充分性判断存在非确定性——对策：坚持“规则阻断、判官提示”，判官结论经多次采样多数表决后仅作参考信号；四是数据安全与个人信息保护——对策：知识库与检索在本机与内网运行，调用外部模型服务时对发送内容做最小化与脱敏（去除姓名、联系方式、详细地址等可识别信息），涉密或不宜外发资料采用隔离存储或改用私有化模型部署，对话日志按最小必要原则留存。</w:t>
+              <w:t>风险分析与对策：一是语料扩容与元数据标注工作量大——对策：先完成核心文件（约 40 份）的高质量标注并固化规范，再规模复制，以标注一致性检验控制质量；二是大模型服务依赖外部供给——对策：适配层支持多服务商切换（已实测同一模型在不同服务商行为存在差异并完成适配），关键参数可配置、可回退；三是适用性判断与证据充分性存在误判与非确定性——对策：地域覆盖以文件明确范围为准并保留例外标注，政策类文件由实施、截止、废止状态字段驱动过滤，判官结论经多次采样多数表决后仅作参考信号、不参与阻断；四是数据安全与个人信息保护——对策：知识库与检索在本机与内网运行，调用外部模型服务时对发送内容做最小化与脱敏（去除姓名、联系方式、详细地址等可识别信息），涉密或不宜外发资料采用隔离存储或改用私有化模型部署，对话日志按最小必要原则留存。</w:t>
             </w:r>
           </w:p>
           <w:p>
@@ -3482,7 +3563,7 @@
                 <w:szCs w:val="28"/>
                 <w:lang w:val="en-US" w:eastAsia="zh-CN" w:bidi="ar"/>
               </w:rPr>
-              <w:t>系统部署后可减少企业在规范查阅、政策解答、客户咨询上的人工投入，缩短技术交底与方案编制的前置调研时间，并降低因“查不到、记不准”导致的返工与沟通成本。经济效益按可核算口径测算：节约人工成本＝年度同类咨询量×单次平均节省工时×人工综合小时成本。以试点单位年度同类咨询 2 万次、单次平均节省 0.25 小时、人工综合成本 60 元/小时测算，年可节约约 30 万元；按仅三分之二咨询可由系统承接的保守口径计，年节约约 20 万元。上述测算在试点阶段以实际咨询量与工时记录校正。需要说明的是，居民因准确理解政策而获得的补贴金额不计入本项目经济效益，以避免效益归属争议。</w:t>
+              <w:t>系统部署后可减少企业在规范查阅、政策解答、客户咨询上的人工投入，缩短技术交底与方案编制的前置调研时间，并降低因“查不到、记不准”导致的返工与沟通成本。经济效益按可核算口径测算：节约人工成本＝年度同类咨询量×单次平均节省工时×人工综合小时成本。目前尚无落实的合作单位，年度咨询量与单次节省工时均为预估参数：按一个中等规模装配式内装企业年同类咨询 2 万次、单次平均节省 0.25 小时、人工综合成本 60 元/小时测算，年毛节约约 30 万元；试点阶段以合作单位的客服工单、标准查询记录与工时记录校正上述参数。净效益须扣除人工复核成本、系统运维与模型调用费用，且只对“系统承接、无需逐条人工复核”的那部分咨询计入。据此，年净节约 20 万元为试点阶段的预期值而非已实现收益，测算依据与核算范围在验收报告中一并说明。需要说明的是，居民因准确理解政策而获得的补贴金额不计入本项目经济效益，以避免效益归属争议。</w:t>
             </w:r>
           </w:p>
           <w:p>

--- a/subject application/面向公众的装配式内装知识服务与交互智能体关键技术研究-申请书26.10.30.docx
+++ b/subject application/面向公众的装配式内装知识服务与交互智能体关键技术研究-申请书26.10.30.docx
@@ -581,7 +581,7 @@
                 <w:szCs w:val="28"/>
                 <w:lang w:val="en-US" w:eastAsia="zh-CN" w:bidi="ar"/>
               </w:rPr>
-              <w:t>本课题把“专业知识如何转化为公众可理解、可交互、可信赖的知识服务”作为研究对象，而不是把“用大模型做一个问答系统”作为目标。前期已建成的工程原型解决了“找得到、答得出”——能把工程文档解析建库、以混合检索召回依据、由大模型生成带引用出处的答案。但“找得到”不等于“用得对”，“答得出”不等于“看得懂、信得过”。本课题在既有工程基础上解决四项新的科学与技术问题：一是多源知识的结构化治理与时空适用性判断——公众问题往往同时约束地域、时间与房屋类型（如“我在宁波，2026 年旧房厨卫改造能否享补贴、需要什么条件”），单靠相似度检索无法判断某份文件对该问题是否适用；二是生活语言与专业术语的双向语义转换——查询侧把口语映射为可召回的规范表达，回答侧把规范条文转写为生活语言而不失信息保真；三是证据约束下的适用性判断与可信拒答——不仅要判断“有没有依据”，更要判断“依据够不够、适不适用”，不足时明确拒答并说明原因；四是面向公众的多轮交互智能体——公众首次提问往往信息不全，系统需要主动澄清、补全条件、跨轮保持上下文，必要时调用政策查询等工具或转人工。上述四项共同构成“可理解、可交互、可信赖”的知识服务能力，与前期平台的检索生成能力形成互补：平台提供事实底座，本课题提供面向公众的服务化能力。</w:t>
+              <w:t>本课题把“专业知识如何转化为公众可理解、可交互、可信赖的知识服务”作为研究对象，而不是把“用大模型做一个问答系统”作为目标。前期已建成的工程原型解决了“找得到、答得出”——能把工程文档解析建库、以混合检索召回依据、由大模型生成带引用出处的答案。但“找得到”不等于“用得对”，“答得出”不等于“看得懂、信得过”。本课题在既有工程基础上解决四项新的科学与技术问题：一是多源知识的结构化治理与时空适用性判断——公众问题往往同时约束地域、时间、房屋类型与政策类型（如“我在宁波，2026 年旧房厨卫改造有没有适用的财政补贴或其他政策支持”），而同一问题在库内可能同时存在正式文件、部门解读、学术论文与企业资料，单靠相似度检索既无法判断“哪份文件适用”，也无法判断“哪份来源可信”；二是生活语言与专业术语的双向语义转换——查询侧把口语映射为可召回的规范表达，回答侧把规范条文转写为生活语言而不失信息保真；三是证据约束下的适用性判断与可信拒答——不仅要判断“有没有依据”，更要判断“依据够不够、适不适用”，不足时明确拒答并说明原因；四是面向公众的多轮交互智能体——公众首次提问往往信息不全，系统需要主动澄清、补全条件、跨轮保持上下文，必要时调用政策查询等工具或转人工。上述四项共同构成“可理解、可交互、可信赖”的知识服务能力，与前期平台的检索生成能力形成互补：平台提供事实底座，本课题提供面向公众的服务化能力。</w:t>
             </w:r>
           </w:p>
           <w:p>
@@ -608,7 +608,7 @@
                 <w:szCs w:val="28"/>
                 <w:lang w:val="en-US" w:eastAsia="zh-CN" w:bidi="ar"/>
               </w:rPr>
-              <w:t>系统重点覆盖三类典型场景：一是装修前决策——百姓想了解装配式内装“是什么、好不好、贵不贵、靠不靠得住”，系统用生活语言解释技术特点与优势并给出条文依据；二是政策享惠——询问旧房装修与厨卫改造补贴的申领条件、流程与材料，系统依据现行有效、且适用于其所在地域的政策文件作答，并提示时效与适用范围；三是过程咨询——对施工工艺、质量验收依据的疑问，系统引用标准规范原文给出条款级解答并附出处。目标是让普通百姓便捷、直观地掌握装配式内装的技术特点、优势、政策法规及标准规范，提升社会接受度与推广效果。</w:t>
+              <w:t>系统重点覆盖三类典型场景：一是装修前决策——百姓想了解装配式内装“是什么、好不好、贵不贵、靠不靠得住”，系统用生活语言解释技术特点与优势并给出条文依据；二是政策享惠——询问旧房装修与厨卫改造的资金支持渠道，系统先辨别政策类型（财政补贴、购新补贴、住房公积金提取等），再依据现行有效、且适用于其所在地域的政策文件说明申领条件、办理流程、所需材料与政策出处，并提示时效与适用范围；三是过程咨询——对施工工艺、质量验收依据的疑问，系统引用标准规范原文给出条款级解答并附出处。目标是让普通百姓便捷、直观地掌握装配式内装的技术特点、优势、政策法规及标准规范，提升社会接受度与推广效果。</w:t>
             </w:r>
           </w:p>
           <w:p>
@@ -1878,6 +1878,60 @@
                 <w:lang w:val="en-US" w:eastAsia="zh-CN" w:bidi="ar"/>
               </w:rPr>
               <w:t>[22] 浙江省住房和城乡建设厅. 浙江省装配式内装修施工图设计文件技术审查要点（浙建管发〔2024〕106 号）[Z]. 2024-07-03.</w:t>
+            </w:r>
+          </w:p>
+          <w:p>
+            <w:pPr>
+              <w:keepNext w:val="0"/>
+              <w:keepLines w:val="0"/>
+              <w:widowControl w:val="0"/>
+              <w:suppressLineNumbers w:val="0"/>
+              <w:spacing w:before="0" w:beforeAutospacing="0" w:after="0" w:afterAutospacing="0" w:line="360" w:lineRule="auto"/>
+              <w:ind w:left="0" w:leftChars="0" w:right="0" w:firstLine="560" w:firstLineChars="200"/>
+              <w:jc w:val="both"/>
+              <w:rPr>
+                <w:rFonts w:hint="default" w:ascii="Calibri" w:hAnsi="Calibri" w:eastAsia="仿宋" w:cs="Times New Roman"/>
+                <w:kern w:val="2"/>
+                <w:sz w:val="28"/>
+                <w:szCs w:val="28"/>
+              </w:rPr>
+            </w:pPr>
+            <w:r>
+              <w:rPr>
+                <w:rFonts w:hint="eastAsia" w:ascii="仿宋" w:hAnsi="仿宋" w:eastAsia="仿宋" w:cs="仿宋"/>
+                <w:kern w:val="2"/>
+                <w:sz w:val="28"/>
+                <w:szCs w:val="28"/>
+                <w:lang w:val="en-US" w:eastAsia="zh-CN" w:bidi="ar"/>
+              </w:rPr>
+              <w:t>[23] 浙江省住房和城乡建设厅, 浙江省民政厅, 浙江省财政厅, 浙江省商务厅. 2025 年浙江省旧房装修和厨卫等局部改造所用物品材料购置补贴实施细则[Z]. 2025-02-20.</w:t>
+            </w:r>
+          </w:p>
+          <w:p>
+            <w:pPr>
+              <w:keepNext w:val="0"/>
+              <w:keepLines w:val="0"/>
+              <w:widowControl w:val="0"/>
+              <w:suppressLineNumbers w:val="0"/>
+              <w:spacing w:before="0" w:beforeAutospacing="0" w:after="0" w:afterAutospacing="0" w:line="360" w:lineRule="auto"/>
+              <w:ind w:left="0" w:leftChars="0" w:right="0" w:firstLine="560" w:firstLineChars="200"/>
+              <w:jc w:val="both"/>
+              <w:rPr>
+                <w:rFonts w:hint="default" w:ascii="Calibri" w:hAnsi="Calibri" w:eastAsia="仿宋" w:cs="Times New Roman"/>
+                <w:kern w:val="2"/>
+                <w:sz w:val="28"/>
+                <w:szCs w:val="28"/>
+              </w:rPr>
+            </w:pPr>
+            <w:r>
+              <w:rPr>
+                <w:rFonts w:hint="eastAsia" w:ascii="仿宋" w:hAnsi="仿宋" w:eastAsia="仿宋" w:cs="仿宋"/>
+                <w:kern w:val="2"/>
+                <w:sz w:val="28"/>
+                <w:szCs w:val="28"/>
+                <w:lang w:val="en-US" w:eastAsia="zh-CN" w:bidi="ar"/>
+              </w:rPr>
+              <w:t>[24] 宁波市住房公积金管理委员会. 关于开展宁波市自住住房装修提取住房公积金业务的通知[Z]. 2026-09-23.</w:t>
             </w:r>
           </w:p>
         </w:tc>
@@ -2076,7 +2130,7 @@
                 <w:szCs w:val="28"/>
                 <w:lang w:val="en-US" w:eastAsia="zh-CN" w:bidi="ar"/>
               </w:rPr>
-              <w:t>针对现行知识库“按目录分类、不能判断适用性”的问题，研究装配式内装多源知识的多维元数据体系。文件身份维度记录名称、编号、发布单位与来源链接；文件类型维度区分标准、规范、导则、政策、案例与论文；行政适用范围维度标注国家、省、市、区县；时间属性维度记录发布日期、实施日期与失效日期；有效状态维度标注现行、废止、被替代与征求意见稿；适用条件维度记录建筑类型、改造类型、项目阶段与适用对象；版本关系维度记录替代、修订与引用关系。目录体系解决“放在哪里”，元数据体系解决“能不能用”，二者构成双层结构。</w:t>
+              <w:t>针对现行知识库“按目录分类、不能判断适用性”的问题，研究装配式内装多源知识的多维元数据体系。文件身份维度记录名称、编号、发布单位与来源链接；文件类型维度区分标准、规范、导则、政策、案例与论文；行政适用范围维度标注国家、省、市、区县；时间属性维度记录发布日期、实施日期与失效日期；有效状态维度标注现行、废止、被替代、未明确与待核验；适用条件维度记录建筑类型、改造类型、项目阶段与适用对象；版本关系维度记录替代、修订与引用关系；来源权威维度记录来源等级（政府正式文件、正式标准、主管部门解读、学术文献、企业资料）与核验状态（已核验原文、待核验、来源不明、已失效）。目录体系解决“放在哪里”，元数据体系解决“能不能用”，来源与核验解决“凭什么信”，三者构成三层结构。</w:t>
             </w:r>
           </w:p>
           <w:p>
@@ -2103,7 +2157,7 @@
                 <w:szCs w:val="28"/>
                 <w:lang w:val="en-US" w:eastAsia="zh-CN" w:bidi="ar"/>
               </w:rPr>
-              <w:t>该方向的核心判断是：公众的问题经常不是“有没有相关文件”，而是“这份文件对我这个情况适不适用”。典型问题如“我在宁波，2026 年进行旧房厨卫改造，是否可以享受补贴、需要满足什么条件”，同时约束了行政地域、实施时间、房屋类型与改造部位，单靠向量相似度无法完成适用性判断。研究将把适用性判断从“检索结果的相似度排序”转化为“基于元数据的可判定条件过滤”，使每一个过滤结果都可解释、可追溯。同步研究知识库的版本治理机制：政策文件换版后，经来源核验与人工审核完成版本更新并生效，新旧版本并存时以有效状态字段区分，供适用性判断与拒答判据调用。</w:t>
+              <w:t>来源权威维度的必要性来自面向公众问答的真实语料构成：同一个问题，库内可能同时存在省厅正式文件、市级主管部门通知、行业协会解读、学术论文与装配式内装企业的宣传材料，这些来源不应具有同等证据地位。据此研究建立来源分级与引用纪律：回答政策资格、标准条款、质量验收类问题时，最终依据须为已核验的正式文件原文；主管部门解读与学术文献可用于背景解释与术语说明；企业宣传资料只用于了解产品，不进入政策与标准类回答的依据链。相应地，生成阶段的引用须携带来源等级与核验状态，未达门槛的片段只能作为提示信息而不参与结论。这一维度也是“引用来源准确率”“答案证据支持率”两项指标能够成立的前提——没有来源分级，指标只能衡量“引文对不对”，无法判断“该不该引它”。</w:t>
             </w:r>
           </w:p>
           <w:p>
@@ -2130,7 +2184,34 @@
                 <w:szCs w:val="28"/>
                 <w:lang w:val="en-US" w:eastAsia="zh-CN" w:bidi="ar"/>
               </w:rPr>
-              <w:t>政策类文件的时效性尤须单独处理。旧房装修与厨卫改造补贴通常按年度设定购买行为的时间窗口，2024 年的地方文件不能用于判断 2026 年的资格。因此项目实施初期即按 2026 年现行政策与市级配套文件完成收录，为每份政策标注实施、截止、废止、替代四类状态并定期核验；优先完成宁波、杭州等具备试点条件城市的政策整理，形成可直接支撑资格判断的市级政策包。对政策未明确规定的情形（如某类房屋是否纳入补贴范围），系统必须明确说明“本库无法确认”并给出官方查询渠道，不允许由生成模型推断补全——这条约束本身就是时空适用性管理区别于通用检索的体现。</w:t>
+              <w:t>该方向的核心判断是：公众的问题经常不是“有没有相关文件”，而是“这份文件对我这个情况适不适用”。典型问题如“我在宁波，2026 年进行旧房厨卫改造，有没有适用的财政补贴或其他政策支持？如果没有，是否存在住房公积金提取等其他政策渠道”，同时约束了行政地域、实施时间、房屋类型与改造部位，还隐含政策类型的辨别——居民口语里的“装修补贴”可能指财政补贴、智能家居购新补贴、住房公积金提取等类型完全不同的政策，受理部门、申领条件与时间窗口各不相同。这类问题单靠向量相似度无法完成适用性判断，研究将把适用性判断从“检索结果的相似度排序”转化为“基于元数据的可判定条件过滤”，使每一个过滤结果都可解释、可追溯。同步研究知识库的版本治理机制：政策文件换版后，经来源核验与人工审核完成版本更新并生效，新旧版本并存时以有效状态字段区分，供适用性判断与拒答判据调用。</w:t>
+            </w:r>
+          </w:p>
+          <w:p>
+            <w:pPr>
+              <w:keepNext w:val="0"/>
+              <w:keepLines w:val="0"/>
+              <w:widowControl w:val="0"/>
+              <w:suppressLineNumbers w:val="0"/>
+              <w:spacing w:before="0" w:beforeAutospacing="0" w:after="0" w:afterAutospacing="0" w:line="360" w:lineRule="auto"/>
+              <w:ind w:left="0" w:leftChars="0" w:right="0" w:firstLine="560" w:firstLineChars="200"/>
+              <w:jc w:val="both"/>
+              <w:rPr>
+                <w:rFonts w:hint="default" w:ascii="Calibri" w:hAnsi="Calibri" w:eastAsia="仿宋" w:cs="Times New Roman"/>
+                <w:kern w:val="2"/>
+                <w:sz w:val="28"/>
+                <w:szCs w:val="28"/>
+              </w:rPr>
+            </w:pPr>
+            <w:r>
+              <w:rPr>
+                <w:rFonts w:hint="eastAsia" w:ascii="仿宋" w:hAnsi="仿宋" w:eastAsia="仿宋" w:cs="仿宋"/>
+                <w:kern w:val="2"/>
+                <w:sz w:val="28"/>
+                <w:szCs w:val="28"/>
+                <w:lang w:val="en-US" w:eastAsia="zh-CN" w:bidi="ar"/>
+              </w:rPr>
+              <w:t>政策类文件的时效性与类型边界尤须单独处理。一是时间窗口：此类补贴按年度设定，如《2025 年浙江省旧房装修和厨卫等局部改造所用物品材料购置补贴实施细则》明确要求物品和材料的购置行为发生在 2025 年 1 月 1 日至 12 月 31 日[23]，该文件不能用于判断 2026 年的资格。二是政策类型：同一时期并行的政策可能性质完全不同——上述材料购置补贴属财政补贴；同期并行的居家适老化改造补贴属另一类财政补贴，且细则明确同一套房不可同时享受这两类补贴；而宁波自 2026 年 10 月 20 日起施行的自住住房装修提取住房公积金，属住房公积金提取业务，没有“补贴金额”这一概念，其额度、材料与办理窗口（合同与发票须在 2026 年 9 月 20 日之后）均由公积金管理规定[24]。三者的受理部门、申领条件、时间窗口与办理渠道互不相同，系统须先识别政策类型再判断适用性，不得把不同类型政策混在一起作答。三是状态判定：为每份政策标注实施、截止、废止、替代四类状态并定期核验，另设“未明确”与“待核验”两类——文件未写明失效日期不等于仍然有效，未取得原文或无法确认发布机关的按“待核验”处理，其结论不参与资格判断；来源不明的转载版本不进入依据链。项目实施初期即按 2026 年现行政策与市级配套文件完成收录，优先完成宁波、杭州等具备试点条件城市的政策整理，形成可直接支撑资格判断的市级政策包；对政策未明确规定的情形（如某类房屋是否纳入补贴范围），系统必须明确说明“本库无法确认”并给出官方查询渠道，不允许由生成模型推断补全。</w:t>
             </w:r>
           </w:p>
           <w:p>
@@ -2670,7 +2751,7 @@
                 <w:szCs w:val="28"/>
                 <w:lang w:val="en-US" w:eastAsia="zh-CN" w:bidi="ar"/>
               </w:rPr>
-              <w:t>为保证成果可考核，各项指标统一口径如下：①脏文档解析成功率不低于 95%——以 50 份人工标注样例为基准，按普通 DOCX、文本型 PDF、扫描型 PDF、缺字体映射 PDF、复杂表格文档五类分层抽样，文本完整率不低于 98%、章节层级还原正确率不低于 95%，需 OCR 的样本另要求字符错误率（CER）不高于 5%，三项同时达标方计为成功，且 OCR 指标只在需要 OCR 的子集上统计；②检索质量——Recall@8（k=8，与生产配置一致）基础题集不低于 0.90、口语题集不低于 0.75，并同步报告 MRR；③引用来源准确率不低于 95%——从试点问答日志中按问题类型分层随机抽取 100 条回答，核验所引文件、章节与条款是否与答案主张对应，由两名标注人独立判定，分歧交第三人复核；④答案证据支持率不低于 95%——同批抽样核验回答中的事实性结论能否被所引片段支持，判定规则为“片段的字面表述足以推出该结论”方计为支持，标注与复核方法同上；⑤规则型证据闸门在 122 道库内对照题上误拒率不高于 2%，库外五类问题分项报告拦截率，误拒率为对全部可答题的单一指标，不以单一拦截率替代；⑥多轮交互能力——在不少于 50 个预置任务（政策查询、装修咨询、质量咨询三类）上，多轮信息补全成功率不低于 80%（关键条件缺失时经追问取得必要信息的比例）、任务完成率不低于 75%，并报告平均澄清轮数不超过 3 轮；⑦公众满意度不低于 85%——采用 5 级李克特量表，试点阶段有效样本不少于 100 人；⑧系统在 8 核 16GB 单机部署下支持不少于 20 路并发查询，回答首字延迟 P95 不超过 5 秒。</w:t>
+              <w:t>为保证成果可考核，各项指标统一口径如下：①脏文档解析成功率不低于 95%——以 50 份人工标注样例为基准，按普通 DOCX、文本型 PDF、扫描型 PDF、缺字体映射 PDF、复杂表格文档五类分层抽样，文本完整率不低于 98%、章节层级还原正确率不低于 95%，需 OCR 的样本另要求字符错误率（CER）不高于 5%，三项同时达标方计为成功，且 OCR 指标只在需要 OCR 的子集上统计；②检索质量——Recall@8（k=8，与生产配置一致）基础题集不低于 0.90、口语题集不低于 0.75，并同步报告 MRR；③引用来源准确率不低于 95%——从试点问答日志中按问题类型分层随机抽取 100 条回答，核验所引文件、章节与条款是否与答案主张对应、且所引来源的权威等级与核验状态达到该类问题设定的门槛（政策资格与标准条款类回答须引用已核验的正式文件原文，企业资料与论文不计为达标引用），由两名标注人独立判定，分歧交第三人复核；④答案证据支持率不低于 95%——同批抽样核验回答中的事实性结论能否被所引片段支持，判定规则为“片段的字面表述足以推出该结论”方计为支持，标注与复核方法同上；⑤规则型证据闸门在 122 道库内对照题上误拒率不高于 2%，库外五类问题分项报告拦截率，误拒率为对全部可答题的单一指标，不以单一拦截率替代；⑥多轮交互能力——在不少于 50 个预置任务（政策查询、装修咨询、质量咨询三类）上，多轮信息补全成功率不低于 80%（关键条件缺失时经追问取得必要信息的比例）、任务完成率不低于 75%，并报告平均澄清轮数不超过 3 轮；⑦公众满意度不低于 85%——采用 5 级李克特量表，试点阶段有效样本不少于 100 人；⑧系统在 8 核 16GB 单机部署下支持不少于 20 路并发查询，回答首字延迟 P95 不超过 5 秒。</w:t>
             </w:r>
           </w:p>
         </w:tc>
@@ -2842,7 +2923,7 @@
                 <w:szCs w:val="28"/>
                 <w:lang w:val="en-US" w:eastAsia="zh-CN" w:bidi="ar"/>
               </w:rPr>
-              <w:t>①知识治理层：装配式内装领域语料（标准、导则、政策、图集、案例、论文）经格式判据识别章节树、切块、多维元数据标注后入库，入库即携带领域类目、章节层级路径与结构化适用范围。以 SQLite 作为唯一事实来源（项目 / 文档 / 片段 / 元数据 / 向量归档），向量库作为可重建索引（numpy / Milvus 可切换），实现“先写索引、再切事实”的原子写入与失败回滚，保证数据一致性与可重建性。</w:t>
+              <w:t>①知识治理层：装配式内装领域语料（标准、导则、政策、图集、案例、论文）经格式判据识别章节树、切块、多维元数据标注（含来源权威等级与核验状态）后入库，入库即携带领域类目、章节层级路径与结构化适用范围。以 SQLite 作为唯一事实来源（项目 / 文档 / 片段 / 元数据 / 向量归档），向量库作为可重建索引（numpy / Milvus 可切换），实现“先写索引、再切事实”的原子写入与失败回滚，保证数据一致性与可重建性。</w:t>
             </w:r>
           </w:p>
           <w:p>
@@ -3004,7 +3085,7 @@
                 <w:szCs w:val="28"/>
                 <w:lang w:val="en-US" w:eastAsia="zh-CN" w:bidi="ar"/>
               </w:rPr>
-              <w:t>待研究的关键内容：①多维元数据规范及其在适用性过滤中的作用——本课题的核心增量；②口语意图分类与条件抽取，以及由此驱动的主动澄清策略；③“近主题无依据”的混合判据与置信度校准，以及拦截率—误拒率的成对评价规范；④多轮交互框架与公众效果评价方法（理解度前后测、任务完成率、满意度量表）。上述内容在现有系统中均未实现，是本课题的实质研究工作量。</w:t>
+              <w:t>待研究的关键内容：①多维元数据规范（含来源权威分级与核验状态）及其在适用性过滤与引用准入中的作用——本课题的核心增量；②口语意图分类与条件抽取，以及由此驱动的主动澄清策略；③“近主题无依据”的混合判据与置信度校准，以及拦截率—误拒率的成对评价规范；④多轮交互框架与公众效果评价方法（理解度前后测、任务完成率、满意度量表）。上述内容在现有系统中均未实现，是本课题的实质研究工作量。</w:t>
             </w:r>
           </w:p>
           <w:p>
